--- a/backend-exhibits/Dropbox to Egnyte Advanced Plan - Advanced Include.docx
+++ b/backend-exhibits/Dropbox to Egnyte Advanced Plan - Advanced Include.docx
@@ -51,7 +51,7 @@
                 <w:b/>
                 <w:sz w:val="21"/>
               </w:rPr>
-              <w:t>Advanced Plan Features (Dropbox to Egnyte)</w:t>
+              <w:t>Standard Plan Features (Dropbox to Egnyte)</w:t>
             </w:r>
           </w:p>
         </w:tc>

--- a/backend-exhibits/Dropbox to Egnyte Advanced Plan - Advanced Include.docx
+++ b/backend-exhibits/Dropbox to Egnyte Advanced Plan - Advanced Include.docx
@@ -47,7 +47,7 @@
             </w:pPr>
             <w:r>
               <w:rPr>
-                <w:rFonts w:ascii="Arial" w:eastAsia="Arial" w:hAnsi="Arial" w:cs="Arial"/>
+                <w:rFonts w:ascii="Arial" w:hAnsi="Arial" w:cs="Arial" w:eastAsia="Arial"/>
                 <w:b/>
                 <w:sz w:val="21"/>
               </w:rPr>
@@ -73,7 +73,7 @@
           <w:p>
             <w:r>
               <w:rPr>
-                <w:rFonts w:ascii="Arial" w:eastAsia="Arial" w:hAnsi="Arial" w:cs="Arial"/>
+                <w:rFonts w:ascii="Arial" w:hAnsi="Arial" w:cs="Arial" w:eastAsia="Arial"/>
                 <w:b/>
                 <w:sz w:val="21"/>
               </w:rPr>
@@ -98,7 +98,7 @@
             <w:proofErr w:type="spellStart"/>
             <w:r>
               <w:rPr>
-                <w:rFonts w:ascii="Arial" w:eastAsia="Arial" w:hAnsi="Arial" w:cs="Arial"/>
+                <w:rFonts w:ascii="Arial" w:hAnsi="Arial" w:cs="Arial" w:eastAsia="Arial"/>
                 <w:sz w:val="21"/>
               </w:rPr>
               <w:t>CloudFuze</w:t>
@@ -106,7 +106,7 @@
             <w:proofErr w:type="spellEnd"/>
             <w:r>
               <w:rPr>
-                <w:rFonts w:ascii="Arial" w:eastAsia="Arial" w:hAnsi="Arial" w:cs="Arial"/>
+                <w:rFonts w:ascii="Arial" w:hAnsi="Arial" w:cs="Arial" w:eastAsia="Arial"/>
                 <w:sz w:val="21"/>
               </w:rPr>
               <w:t xml:space="preserve"> ensures the seamless migration of the data from the source cloud to destination, preserving the accuracy and integrity of the data structure.</w:t>
@@ -131,7 +131,7 @@
           <w:p>
             <w:r>
               <w:rPr>
-                <w:rFonts w:ascii="Arial" w:eastAsia="Arial" w:hAnsi="Arial" w:cs="Arial"/>
+                <w:rFonts w:ascii="Arial" w:hAnsi="Arial" w:cs="Arial" w:eastAsia="Arial"/>
                 <w:b/>
                 <w:sz w:val="21"/>
               </w:rPr>
@@ -155,7 +155,7 @@
             </w:pPr>
             <w:r>
               <w:rPr>
-                <w:rFonts w:ascii="Arial" w:eastAsia="Arial" w:hAnsi="Arial" w:cs="Arial"/>
+                <w:rFonts w:ascii="Arial" w:hAnsi="Arial" w:cs="Arial" w:eastAsia="Arial"/>
                 <w:sz w:val="21"/>
               </w:rPr>
               <w:t>The initial data migration from source to destination is considered as One-time migration.</w:t>
@@ -180,7 +180,7 @@
           <w:p>
             <w:r>
               <w:rPr>
-                <w:rFonts w:ascii="Arial" w:eastAsia="Arial" w:hAnsi="Arial" w:cs="Arial"/>
+                <w:rFonts w:ascii="Arial" w:hAnsi="Arial" w:cs="Arial" w:eastAsia="Arial"/>
                 <w:b/>
                 <w:sz w:val="21"/>
               </w:rPr>
@@ -204,7 +204,7 @@
             </w:pPr>
             <w:r>
               <w:rPr>
-                <w:rFonts w:ascii="Arial" w:eastAsia="Arial" w:hAnsi="Arial" w:cs="Arial"/>
+                <w:rFonts w:ascii="Arial" w:hAnsi="Arial" w:cs="Arial" w:eastAsia="Arial"/>
                 <w:sz w:val="21"/>
               </w:rPr>
               <w:t>Migration of incremental changes made in source during the onetime migration.</w:t>
@@ -229,7 +229,7 @@
           <w:p>
             <w:r>
               <w:rPr>
-                <w:rFonts w:ascii="Arial" w:eastAsia="Arial" w:hAnsi="Arial" w:cs="Arial"/>
+                <w:rFonts w:ascii="Arial" w:hAnsi="Arial" w:cs="Arial" w:eastAsia="Arial"/>
                 <w:b/>
                 <w:sz w:val="21"/>
               </w:rPr>
@@ -253,7 +253,7 @@
             </w:pPr>
             <w:r>
               <w:rPr>
-                <w:rFonts w:ascii="Arial" w:eastAsia="Arial" w:hAnsi="Arial" w:cs="Arial"/>
+                <w:rFonts w:ascii="Arial" w:hAnsi="Arial" w:cs="Arial" w:eastAsia="Arial"/>
                 <w:sz w:val="21"/>
               </w:rPr>
               <w:t>Special characters not supported by the destination cloud will be automatically replaced with underscores (_) or hyphens (-). This ensures that the integrity of the data is maintained during the migration process.</w:t>
@@ -278,7 +278,7 @@
           <w:p>
             <w:r>
               <w:rPr>
-                <w:rFonts w:ascii="Arial" w:eastAsia="Arial" w:hAnsi="Arial" w:cs="Arial"/>
+                <w:rFonts w:ascii="Arial" w:hAnsi="Arial" w:cs="Arial" w:eastAsia="Arial"/>
                 <w:b/>
                 <w:sz w:val="21"/>
               </w:rPr>
@@ -302,7 +302,7 @@
             </w:pPr>
             <w:r>
               <w:rPr>
-                <w:rFonts w:ascii="Arial" w:eastAsia="Arial" w:hAnsi="Arial" w:cs="Arial"/>
+                <w:rFonts w:ascii="Arial" w:hAnsi="Arial" w:cs="Arial" w:eastAsia="Arial"/>
                 <w:sz w:val="21"/>
               </w:rPr>
               <w:t>If the destination cloud has a long folder path limitation, the system automatically adjusts the destination's path as per the limitation.</w:t>
@@ -327,7 +327,7 @@
           <w:p>
             <w:r>
               <w:rPr>
-                <w:rFonts w:ascii="Arial" w:eastAsia="Arial" w:hAnsi="Arial" w:cs="Arial"/>
+                <w:rFonts w:ascii="Arial" w:hAnsi="Arial" w:cs="Arial" w:eastAsia="Arial"/>
                 <w:b/>
                 <w:sz w:val="21"/>
               </w:rPr>
@@ -351,7 +351,7 @@
             </w:pPr>
             <w:r>
               <w:rPr>
-                <w:rFonts w:ascii="Arial" w:eastAsia="Arial" w:hAnsi="Arial" w:cs="Arial"/>
+                <w:rFonts w:ascii="Arial" w:hAnsi="Arial" w:cs="Arial" w:eastAsia="Arial"/>
                 <w:sz w:val="21"/>
               </w:rPr>
               <w:t>Conflicts will be re-</w:t>
@@ -359,7 +359,7 @@
             <w:proofErr w:type="gramStart"/>
             <w:r>
               <w:rPr>
-                <w:rFonts w:ascii="Arial" w:eastAsia="Arial" w:hAnsi="Arial" w:cs="Arial"/>
+                <w:rFonts w:ascii="Arial" w:hAnsi="Arial" w:cs="Arial" w:eastAsia="Arial"/>
                 <w:sz w:val="21"/>
               </w:rPr>
               <w:t>tried</w:t>
@@ -367,7 +367,7 @@
             <w:proofErr w:type="gramEnd"/>
             <w:r>
               <w:rPr>
-                <w:rFonts w:ascii="Arial" w:eastAsia="Arial" w:hAnsi="Arial" w:cs="Arial"/>
+                <w:rFonts w:ascii="Arial" w:hAnsi="Arial" w:cs="Arial" w:eastAsia="Arial"/>
                 <w:sz w:val="21"/>
               </w:rPr>
               <w:t xml:space="preserve"> three times automatically.</w:t>
@@ -392,7 +392,7 @@
           <w:p>
             <w:r>
               <w:rPr>
-                <w:rFonts w:ascii="Arial" w:eastAsia="Arial" w:hAnsi="Arial" w:cs="Arial"/>
+                <w:rFonts w:ascii="Arial" w:hAnsi="Arial" w:cs="Arial" w:eastAsia="Arial"/>
                 <w:b/>
                 <w:sz w:val="21"/>
               </w:rPr>
@@ -416,7 +416,7 @@
             </w:pPr>
             <w:r>
               <w:rPr>
-                <w:rFonts w:ascii="Arial" w:eastAsia="Arial" w:hAnsi="Arial" w:cs="Arial"/>
+                <w:rFonts w:ascii="Arial" w:hAnsi="Arial" w:cs="Arial" w:eastAsia="Arial"/>
                 <w:sz w:val="21"/>
               </w:rPr>
               <w:t>Dropbox Papers migration.</w:t>
@@ -440,10 +440,10 @@
   <w:docDefaults>
     <w:rPrDefault>
       <w:rPr>
-        <w:rFonts w:asciiTheme="minorHAnsi" w:eastAsiaTheme="minorEastAsia" w:hAnsiTheme="minorHAnsi" w:cstheme="minorBidi"/>
+        <w:rFonts w:ascii="Arial" w:hAnsi="Arial" w:cs="Arial" w:eastAsia="Arial"/>
         <w:kern w:val="2"/>
-        <w:sz w:val="24"/>
-        <w:szCs w:val="24"/>
+        <w:sz w:val="21"/>
+        <w:szCs w:val="21"/>
         <w:lang w:val="en-IN" w:eastAsia="en-IN" w:bidi="ar-SA"/>
         <w14:ligatures w14:val="standardContextual"/>
       </w:rPr>
@@ -839,9 +839,9 @@
       <w:spacing w:line="259" w:lineRule="auto"/>
     </w:pPr>
     <w:rPr>
-      <w:rFonts w:ascii="Calibri" w:eastAsia="Calibri" w:hAnsi="Calibri" w:cs="Calibri"/>
+      <w:rFonts w:ascii="Arial" w:hAnsi="Arial" w:cs="Arial" w:eastAsia="Arial"/>
       <w:color w:val="000000"/>
-      <w:sz w:val="22"/>
+      <w:sz w:val="21"/>
     </w:rPr>
   </w:style>
   <w:style w:type="character" w:default="1" w:styleId="DefaultParagraphFont">
